--- a/backend-exhibits/Slack to Slack - Included.docx
+++ b/backend-exhibits/Slack to Slack - Included.docx
@@ -49,7 +49,7 @@
             </w:pPr>
             <w:r>
               <w:rPr>
-                <w:rFonts w:ascii="Arial" w:eastAsia="Arial" w:hAnsi="Arial" w:cs="Arial"/>
+                <w:rFonts w:ascii="Arial" w:hAnsi="Arial" w:cs="Arial" w:eastAsia="Arial"/>
                 <w:b/>
                 <w:sz w:val="21"/>
               </w:rPr>
@@ -58,7 +58,7 @@
             <w:proofErr w:type="gramStart"/>
             <w:r>
               <w:rPr>
-                <w:rFonts w:ascii="Arial" w:eastAsia="Arial" w:hAnsi="Arial" w:cs="Arial"/>
+                <w:rFonts w:ascii="Arial" w:hAnsi="Arial" w:cs="Arial" w:eastAsia="Arial"/>
                 <w:b/>
                 <w:sz w:val="21"/>
               </w:rPr>
@@ -67,7 +67,7 @@
             <w:proofErr w:type="gramEnd"/>
             <w:r>
               <w:rPr>
-                <w:rFonts w:ascii="Arial" w:eastAsia="Arial" w:hAnsi="Arial" w:cs="Arial"/>
+                <w:rFonts w:ascii="Arial" w:hAnsi="Arial" w:cs="Arial" w:eastAsia="Arial"/>
                 <w:b/>
                 <w:sz w:val="21"/>
               </w:rPr>
@@ -97,9 +97,9 @@
             </w:pPr>
             <w:r>
               <w:rPr>
-                <w:rFonts w:ascii="Arial" w:eastAsia="Arial" w:hAnsi="Arial" w:cs="Arial"/>
-                <w:b/>
-                <w:sz w:val="19"/>
+                <w:rFonts w:ascii="Arial" w:hAnsi="Arial" w:cs="Arial" w:eastAsia="Arial"/>
+                <w:b/>
+                <w:sz w:val="21"/>
               </w:rPr>
               <w:t>One Time Migration</w:t>
             </w:r>
@@ -121,8 +121,8 @@
             </w:pPr>
             <w:r>
               <w:rPr>
-                <w:rFonts w:ascii="Arial" w:eastAsia="Arial" w:hAnsi="Arial" w:cs="Arial"/>
-                <w:sz w:val="19"/>
+                <w:rFonts w:ascii="Arial" w:hAnsi="Arial" w:cs="Arial" w:eastAsia="Arial"/>
+                <w:sz w:val="21"/>
               </w:rPr>
               <w:t>The initial transfer of channels and direct messages (DMs) from Source to Destination</w:t>
             </w:r>
@@ -150,9 +150,9 @@
             </w:pPr>
             <w:r>
               <w:rPr>
-                <w:rFonts w:ascii="Arial" w:eastAsia="Arial" w:hAnsi="Arial" w:cs="Arial"/>
-                <w:b/>
-                <w:sz w:val="19"/>
+                <w:rFonts w:ascii="Arial" w:hAnsi="Arial" w:cs="Arial" w:eastAsia="Arial"/>
+                <w:b/>
+                <w:sz w:val="21"/>
               </w:rPr>
               <w:t>Delta migration</w:t>
             </w:r>
@@ -174,8 +174,8 @@
             </w:pPr>
             <w:r>
               <w:rPr>
-                <w:rFonts w:ascii="Arial" w:eastAsia="Arial" w:hAnsi="Arial" w:cs="Arial"/>
-                <w:sz w:val="19"/>
+                <w:rFonts w:ascii="Arial" w:hAnsi="Arial" w:cs="Arial" w:eastAsia="Arial"/>
+                <w:sz w:val="21"/>
               </w:rPr>
               <w:t>Transfers only the incremental changes or new/modified data in Channels and DMs since the last migration</w:t>
             </w:r>
@@ -203,9 +203,9 @@
             </w:pPr>
             <w:r>
               <w:rPr>
-                <w:rFonts w:ascii="Arial" w:eastAsia="Arial" w:hAnsi="Arial" w:cs="Arial"/>
-                <w:b/>
-                <w:sz w:val="19"/>
+                <w:rFonts w:ascii="Arial" w:hAnsi="Arial" w:cs="Arial" w:eastAsia="Arial"/>
+                <w:b/>
+                <w:sz w:val="21"/>
               </w:rPr>
               <w:t>Public channels Migration</w:t>
             </w:r>
@@ -227,8 +227,8 @@
             </w:pPr>
             <w:r>
               <w:rPr>
-                <w:rFonts w:ascii="Arial" w:eastAsia="Arial" w:hAnsi="Arial" w:cs="Arial"/>
-                <w:sz w:val="19"/>
+                <w:rFonts w:ascii="Arial" w:hAnsi="Arial" w:cs="Arial" w:eastAsia="Arial"/>
+                <w:sz w:val="21"/>
               </w:rPr>
               <w:t>Migrates data from public groups, including all associated messages, attachments, etc to the destination platform</w:t>
             </w:r>
@@ -256,9 +256,9 @@
             </w:pPr>
             <w:r>
               <w:rPr>
-                <w:rFonts w:ascii="Arial" w:eastAsia="Arial" w:hAnsi="Arial" w:cs="Arial"/>
-                <w:b/>
-                <w:sz w:val="19"/>
+                <w:rFonts w:ascii="Arial" w:hAnsi="Arial" w:cs="Arial" w:eastAsia="Arial"/>
+                <w:b/>
+                <w:sz w:val="21"/>
               </w:rPr>
               <w:t>Private Channel Migrations</w:t>
             </w:r>
@@ -280,8 +280,8 @@
             </w:pPr>
             <w:r>
               <w:rPr>
-                <w:rFonts w:ascii="Arial" w:eastAsia="Arial" w:hAnsi="Arial" w:cs="Arial"/>
-                <w:sz w:val="19"/>
+                <w:rFonts w:ascii="Arial" w:hAnsi="Arial" w:cs="Arial" w:eastAsia="Arial"/>
+                <w:sz w:val="21"/>
               </w:rPr>
               <w:t>Migrating data from private channels, preserving message history and content while maintaining the appropriate access restrictions.</w:t>
             </w:r>
@@ -309,9 +309,9 @@
             </w:pPr>
             <w:r>
               <w:rPr>
-                <w:rFonts w:ascii="Arial" w:eastAsia="Arial" w:hAnsi="Arial" w:cs="Arial"/>
-                <w:b/>
-                <w:sz w:val="19"/>
+                <w:rFonts w:ascii="Arial" w:hAnsi="Arial" w:cs="Arial" w:eastAsia="Arial"/>
+                <w:b/>
+                <w:sz w:val="21"/>
               </w:rPr>
               <w:t>Channel Members</w:t>
             </w:r>
@@ -333,8 +333,8 @@
             </w:pPr>
             <w:r>
               <w:rPr>
-                <w:rFonts w:ascii="Arial" w:eastAsia="Arial" w:hAnsi="Arial" w:cs="Arial"/>
-                <w:sz w:val="19"/>
+                <w:rFonts w:ascii="Arial" w:hAnsi="Arial" w:cs="Arial" w:eastAsia="Arial"/>
+                <w:sz w:val="21"/>
               </w:rPr>
               <w:t xml:space="preserve">Ensuring that all members of the migrated channels are correctly transferred to </w:t>
             </w:r>
@@ -342,8 +342,8 @@
             <w:proofErr w:type="gramStart"/>
             <w:r>
               <w:rPr>
-                <w:rFonts w:ascii="Arial" w:eastAsia="Arial" w:hAnsi="Arial" w:cs="Arial"/>
-                <w:sz w:val="19"/>
+                <w:rFonts w:ascii="Arial" w:hAnsi="Arial" w:cs="Arial" w:eastAsia="Arial"/>
+                <w:sz w:val="21"/>
               </w:rPr>
               <w:t>destination,maintaining</w:t>
             </w:r>
@@ -351,8 +351,8 @@
             <w:proofErr w:type="gramEnd"/>
             <w:r>
               <w:rPr>
-                <w:rFonts w:ascii="Arial" w:eastAsia="Arial" w:hAnsi="Arial" w:cs="Arial"/>
-                <w:sz w:val="19"/>
+                <w:rFonts w:ascii="Arial" w:hAnsi="Arial" w:cs="Arial" w:eastAsia="Arial"/>
+                <w:sz w:val="21"/>
               </w:rPr>
               <w:t xml:space="preserve"> the same membership and permissions.</w:t>
             </w:r>
@@ -380,9 +380,9 @@
             </w:pPr>
             <w:r>
               <w:rPr>
-                <w:rFonts w:ascii="Arial" w:eastAsia="Arial" w:hAnsi="Arial" w:cs="Arial"/>
-                <w:b/>
-                <w:sz w:val="19"/>
+                <w:rFonts w:ascii="Arial" w:hAnsi="Arial" w:cs="Arial" w:eastAsia="Arial"/>
+                <w:b/>
+                <w:sz w:val="21"/>
               </w:rPr>
               <w:t>Message Posted Username</w:t>
             </w:r>
@@ -404,8 +404,8 @@
             </w:pPr>
             <w:r>
               <w:rPr>
-                <w:rFonts w:ascii="Arial" w:eastAsia="Arial" w:hAnsi="Arial" w:cs="Arial"/>
-                <w:sz w:val="19"/>
+                <w:rFonts w:ascii="Arial" w:hAnsi="Arial" w:cs="Arial" w:eastAsia="Arial"/>
+                <w:sz w:val="21"/>
               </w:rPr>
               <w:t>Retaining the information about the user who posted each message during the migration process, enabling proper attribution.</w:t>
             </w:r>
@@ -433,9 +433,9 @@
             </w:pPr>
             <w:r>
               <w:rPr>
-                <w:rFonts w:ascii="Arial" w:eastAsia="Arial" w:hAnsi="Arial" w:cs="Arial"/>
-                <w:b/>
-                <w:sz w:val="19"/>
+                <w:rFonts w:ascii="Arial" w:hAnsi="Arial" w:cs="Arial" w:eastAsia="Arial"/>
+                <w:b/>
+                <w:sz w:val="21"/>
               </w:rPr>
               <w:t>Text Messages</w:t>
             </w:r>
@@ -457,8 +457,8 @@
             </w:pPr>
             <w:r>
               <w:rPr>
-                <w:rFonts w:ascii="Arial" w:eastAsia="Arial" w:hAnsi="Arial" w:cs="Arial"/>
-                <w:sz w:val="19"/>
+                <w:rFonts w:ascii="Arial" w:hAnsi="Arial" w:cs="Arial" w:eastAsia="Arial"/>
+                <w:sz w:val="21"/>
               </w:rPr>
               <w:t>Transferring regular messages from Source to Destination, including text-based communication between users.</w:t>
             </w:r>
@@ -486,27 +486,27 @@
             </w:pPr>
             <w:r>
               <w:rPr>
-                <w:rFonts w:ascii="Arial" w:eastAsia="Arial" w:hAnsi="Arial" w:cs="Arial"/>
-                <w:b/>
-                <w:sz w:val="19"/>
+                <w:rFonts w:ascii="Arial" w:hAnsi="Arial" w:cs="Arial" w:eastAsia="Arial"/>
+                <w:b/>
+                <w:sz w:val="21"/>
               </w:rPr>
               <w:t>Threads (</w:t>
             </w:r>
             <w:proofErr w:type="gramStart"/>
             <w:r>
               <w:rPr>
-                <w:rFonts w:ascii="Arial" w:eastAsia="Arial" w:hAnsi="Arial" w:cs="Arial"/>
-                <w:b/>
-                <w:sz w:val="19"/>
+                <w:rFonts w:ascii="Arial" w:hAnsi="Arial" w:cs="Arial" w:eastAsia="Arial"/>
+                <w:b/>
+                <w:sz w:val="21"/>
               </w:rPr>
               <w:t>reply</w:t>
             </w:r>
             <w:proofErr w:type="gramEnd"/>
             <w:r>
               <w:rPr>
-                <w:rFonts w:ascii="Arial" w:eastAsia="Arial" w:hAnsi="Arial" w:cs="Arial"/>
-                <w:b/>
-                <w:sz w:val="19"/>
+                <w:rFonts w:ascii="Arial" w:hAnsi="Arial" w:cs="Arial" w:eastAsia="Arial"/>
+                <w:b/>
+                <w:sz w:val="21"/>
               </w:rPr>
               <w:t xml:space="preserve"> messages) for </w:t>
             </w:r>
@@ -518,9 +518,9 @@
             </w:pPr>
             <w:r>
               <w:rPr>
-                <w:rFonts w:ascii="Arial" w:eastAsia="Arial" w:hAnsi="Arial" w:cs="Arial"/>
-                <w:b/>
-                <w:sz w:val="19"/>
+                <w:rFonts w:ascii="Arial" w:hAnsi="Arial" w:cs="Arial" w:eastAsia="Arial"/>
+                <w:b/>
+                <w:sz w:val="21"/>
               </w:rPr>
               <w:t>Channels</w:t>
             </w:r>
@@ -542,8 +542,8 @@
             </w:pPr>
             <w:r>
               <w:rPr>
-                <w:rFonts w:ascii="Arial" w:eastAsia="Arial" w:hAnsi="Arial" w:cs="Arial"/>
-                <w:sz w:val="19"/>
+                <w:rFonts w:ascii="Arial" w:hAnsi="Arial" w:cs="Arial" w:eastAsia="Arial"/>
+                <w:sz w:val="21"/>
               </w:rPr>
               <w:t>Preserving threaded conversations within channels, allowing users to follow and participate in ongoing discussions.</w:t>
             </w:r>
@@ -571,9 +571,9 @@
             </w:pPr>
             <w:r>
               <w:rPr>
-                <w:rFonts w:ascii="Arial" w:eastAsia="Arial" w:hAnsi="Arial" w:cs="Arial"/>
-                <w:b/>
-                <w:sz w:val="19"/>
+                <w:rFonts w:ascii="Arial" w:hAnsi="Arial" w:cs="Arial" w:eastAsia="Arial"/>
+                <w:b/>
+                <w:sz w:val="21"/>
               </w:rPr>
               <w:t>Attachments/ Files</w:t>
             </w:r>
@@ -595,8 +595,8 @@
             </w:pPr>
             <w:r>
               <w:rPr>
-                <w:rFonts w:ascii="Arial" w:eastAsia="Arial" w:hAnsi="Arial" w:cs="Arial"/>
-                <w:sz w:val="19"/>
+                <w:rFonts w:ascii="Arial" w:hAnsi="Arial" w:cs="Arial" w:eastAsia="Arial"/>
+                <w:sz w:val="21"/>
               </w:rPr>
               <w:t>Migrating file attachments shared within channels, ensuring that all relevant files are transferred and accessible</w:t>
             </w:r>
@@ -624,9 +624,9 @@
             </w:pPr>
             <w:r>
               <w:rPr>
-                <w:rFonts w:ascii="Arial" w:eastAsia="Arial" w:hAnsi="Arial" w:cs="Arial"/>
-                <w:b/>
-                <w:sz w:val="19"/>
+                <w:rFonts w:ascii="Arial" w:hAnsi="Arial" w:cs="Arial" w:eastAsia="Arial"/>
+                <w:b/>
+                <w:sz w:val="21"/>
               </w:rPr>
               <w:t>User Mentions in Direct messages</w:t>
             </w:r>
@@ -648,8 +648,8 @@
             </w:pPr>
             <w:r>
               <w:rPr>
-                <w:rFonts w:ascii="Arial" w:eastAsia="Arial" w:hAnsi="Arial" w:cs="Arial"/>
-                <w:sz w:val="19"/>
+                <w:rFonts w:ascii="Arial" w:hAnsi="Arial" w:cs="Arial" w:eastAsia="Arial"/>
+                <w:sz w:val="21"/>
               </w:rPr>
               <w:t>Migrates user mentions (e.g., @username) within direct message conversations, preserving the context and interactions where users are tagged.</w:t>
             </w:r>
@@ -677,9 +677,9 @@
             </w:pPr>
             <w:r>
               <w:rPr>
-                <w:rFonts w:ascii="Arial" w:eastAsia="Arial" w:hAnsi="Arial" w:cs="Arial"/>
-                <w:b/>
-                <w:sz w:val="19"/>
+                <w:rFonts w:ascii="Arial" w:hAnsi="Arial" w:cs="Arial" w:eastAsia="Arial"/>
+                <w:b/>
+                <w:sz w:val="21"/>
               </w:rPr>
               <w:t>User Mentions in Channels</w:t>
             </w:r>
@@ -702,8 +702,8 @@
             </w:pPr>
             <w:r>
               <w:rPr>
-                <w:rFonts w:ascii="Arial" w:eastAsia="Arial" w:hAnsi="Arial" w:cs="Arial"/>
-                <w:sz w:val="19"/>
+                <w:rFonts w:ascii="Arial" w:hAnsi="Arial" w:cs="Arial" w:eastAsia="Arial"/>
+                <w:sz w:val="21"/>
               </w:rPr>
               <w:t>Migrates references to users (mentions) within channel conversations, ensuring that all @mentions are retained in the destination platform</w:t>
             </w:r>
@@ -731,9 +731,9 @@
             </w:pPr>
             <w:r>
               <w:rPr>
-                <w:rFonts w:ascii="Arial" w:eastAsia="Arial" w:hAnsi="Arial" w:cs="Arial"/>
-                <w:b/>
-                <w:sz w:val="19"/>
+                <w:rFonts w:ascii="Arial" w:hAnsi="Arial" w:cs="Arial" w:eastAsia="Arial"/>
+                <w:b/>
+                <w:sz w:val="21"/>
               </w:rPr>
               <w:t>Emojis</w:t>
             </w:r>
@@ -755,8 +755,8 @@
             </w:pPr>
             <w:r>
               <w:rPr>
-                <w:rFonts w:ascii="Arial" w:eastAsia="Arial" w:hAnsi="Arial" w:cs="Arial"/>
-                <w:sz w:val="19"/>
+                <w:rFonts w:ascii="Arial" w:hAnsi="Arial" w:cs="Arial" w:eastAsia="Arial"/>
+                <w:sz w:val="21"/>
               </w:rPr>
               <w:t>Transferring emojis, maintaining the same expressions and visual elements in the migrated content.</w:t>
             </w:r>
@@ -784,9 +784,9 @@
             </w:pPr>
             <w:r>
               <w:rPr>
-                <w:rFonts w:ascii="Arial" w:eastAsia="Arial" w:hAnsi="Arial" w:cs="Arial"/>
-                <w:b/>
-                <w:sz w:val="19"/>
+                <w:rFonts w:ascii="Arial" w:hAnsi="Arial" w:cs="Arial" w:eastAsia="Arial"/>
+                <w:b/>
+                <w:sz w:val="21"/>
               </w:rPr>
               <w:t>Reactions</w:t>
             </w:r>
@@ -808,8 +808,8 @@
             </w:pPr>
             <w:r>
               <w:rPr>
-                <w:rFonts w:ascii="Arial" w:eastAsia="Arial" w:hAnsi="Arial" w:cs="Arial"/>
-                <w:sz w:val="19"/>
+                <w:rFonts w:ascii="Arial" w:hAnsi="Arial" w:cs="Arial" w:eastAsia="Arial"/>
+                <w:sz w:val="21"/>
               </w:rPr>
               <w:t>Transferring reactions used in source, maintaining the same expressions and visual elements in the migrated content.</w:t>
             </w:r>
@@ -837,9 +837,9 @@
             </w:pPr>
             <w:r>
               <w:rPr>
-                <w:rFonts w:ascii="Arial" w:eastAsia="Arial" w:hAnsi="Arial" w:cs="Arial"/>
-                <w:b/>
-                <w:sz w:val="19"/>
+                <w:rFonts w:ascii="Arial" w:hAnsi="Arial" w:cs="Arial" w:eastAsia="Arial"/>
+                <w:b/>
+                <w:sz w:val="21"/>
               </w:rPr>
               <w:t>Pre-Scan</w:t>
             </w:r>
@@ -863,8 +863,8 @@
             </w:pPr>
             <w:r>
               <w:rPr>
-                <w:rFonts w:ascii="Arial" w:eastAsia="Arial" w:hAnsi="Arial" w:cs="Arial"/>
-                <w:sz w:val="19"/>
+                <w:rFonts w:ascii="Arial" w:hAnsi="Arial" w:cs="Arial" w:eastAsia="Arial"/>
+                <w:sz w:val="21"/>
               </w:rPr>
               <w:t>A preliminary check or analysis conducted before the actual migration process to identify potential issues, validate data integrity, and ensure smooth migration execution</w:t>
             </w:r>
@@ -892,9 +892,9 @@
             </w:pPr>
             <w:r>
               <w:rPr>
-                <w:rFonts w:ascii="Arial" w:eastAsia="Arial" w:hAnsi="Arial" w:cs="Arial"/>
-                <w:b/>
-                <w:sz w:val="19"/>
+                <w:rFonts w:ascii="Arial" w:hAnsi="Arial" w:cs="Arial" w:eastAsia="Arial"/>
+                <w:b/>
+                <w:sz w:val="21"/>
               </w:rPr>
               <w:t xml:space="preserve">Direct Messages/ Group DMs </w:t>
             </w:r>
@@ -906,9 +906,9 @@
             </w:pPr>
             <w:r>
               <w:rPr>
-                <w:rFonts w:ascii="Arial" w:eastAsia="Arial" w:hAnsi="Arial" w:cs="Arial"/>
-                <w:b/>
-                <w:sz w:val="19"/>
+                <w:rFonts w:ascii="Arial" w:hAnsi="Arial" w:cs="Arial" w:eastAsia="Arial"/>
+                <w:b/>
+                <w:sz w:val="21"/>
               </w:rPr>
               <w:t>Migration</w:t>
             </w:r>
@@ -930,8 +930,8 @@
             </w:pPr>
             <w:r>
               <w:rPr>
-                <w:rFonts w:ascii="Arial" w:eastAsia="Arial" w:hAnsi="Arial" w:cs="Arial"/>
-                <w:sz w:val="19"/>
+                <w:rFonts w:ascii="Arial" w:hAnsi="Arial" w:cs="Arial" w:eastAsia="Arial"/>
+                <w:sz w:val="21"/>
               </w:rPr>
               <w:t>Migrating one-on-one conversations/ direct messages and Group DMs, ensuring that private communication is transferred securely.</w:t>
             </w:r>
@@ -959,9 +959,9 @@
             </w:pPr>
             <w:r>
               <w:rPr>
-                <w:rFonts w:ascii="Arial" w:eastAsia="Arial" w:hAnsi="Arial" w:cs="Arial"/>
-                <w:b/>
-                <w:sz w:val="19"/>
+                <w:rFonts w:ascii="Arial" w:hAnsi="Arial" w:cs="Arial" w:eastAsia="Arial"/>
+                <w:b/>
+                <w:sz w:val="21"/>
               </w:rPr>
               <w:t>Unlimited Delta</w:t>
             </w:r>
@@ -984,8 +984,8 @@
             </w:pPr>
             <w:r>
               <w:rPr>
-                <w:rFonts w:ascii="Arial" w:eastAsia="Arial" w:hAnsi="Arial" w:cs="Arial"/>
-                <w:sz w:val="19"/>
+                <w:rFonts w:ascii="Arial" w:hAnsi="Arial" w:cs="Arial" w:eastAsia="Arial"/>
+                <w:sz w:val="21"/>
               </w:rPr>
               <w:t>Offering unlimited delta migration as a feature, allowing for incremental and continuous migration of messages after a specific point in time, ensuring all new and updated content is seamlessly transferred.</w:t>
             </w:r>
@@ -1013,9 +1013,9 @@
             </w:pPr>
             <w:r>
               <w:rPr>
-                <w:rFonts w:ascii="Arial" w:eastAsia="Arial" w:hAnsi="Arial" w:cs="Arial"/>
-                <w:b/>
-                <w:sz w:val="19"/>
+                <w:rFonts w:ascii="Arial" w:hAnsi="Arial" w:cs="Arial" w:eastAsia="Arial"/>
+                <w:b/>
+                <w:sz w:val="21"/>
               </w:rPr>
               <w:lastRenderedPageBreak/>
               <w:t xml:space="preserve">Filtering/ Selecting </w:t>
@@ -1023,18 +1023,18 @@
             <w:proofErr w:type="spellStart"/>
             <w:r>
               <w:rPr>
-                <w:rFonts w:ascii="Arial" w:eastAsia="Arial" w:hAnsi="Arial" w:cs="Arial"/>
-                <w:b/>
-                <w:sz w:val="19"/>
+                <w:rFonts w:ascii="Arial" w:hAnsi="Arial" w:cs="Arial" w:eastAsia="Arial"/>
+                <w:b/>
+                <w:sz w:val="21"/>
               </w:rPr>
               <w:t>Timeperiod</w:t>
             </w:r>
             <w:proofErr w:type="spellEnd"/>
             <w:r>
               <w:rPr>
-                <w:rFonts w:ascii="Arial" w:eastAsia="Arial" w:hAnsi="Arial" w:cs="Arial"/>
-                <w:b/>
-                <w:sz w:val="19"/>
+                <w:rFonts w:ascii="Arial" w:hAnsi="Arial" w:cs="Arial" w:eastAsia="Arial"/>
+                <w:b/>
+                <w:sz w:val="21"/>
               </w:rPr>
               <w:t xml:space="preserve"> to Migrate e.g. last 18 months, or last 3 years, etc Channels and DMs</w:t>
             </w:r>
@@ -1056,24 +1056,24 @@
             </w:pPr>
             <w:r>
               <w:rPr>
-                <w:rFonts w:ascii="Arial" w:eastAsia="Arial" w:hAnsi="Arial" w:cs="Arial"/>
-                <w:sz w:val="19"/>
+                <w:rFonts w:ascii="Arial" w:hAnsi="Arial" w:cs="Arial" w:eastAsia="Arial"/>
+                <w:sz w:val="21"/>
               </w:rPr>
               <w:t xml:space="preserve">Users </w:t>
             </w:r>
             <w:proofErr w:type="gramStart"/>
             <w:r>
               <w:rPr>
-                <w:rFonts w:ascii="Arial" w:eastAsia="Arial" w:hAnsi="Arial" w:cs="Arial"/>
-                <w:sz w:val="19"/>
+                <w:rFonts w:ascii="Arial" w:hAnsi="Arial" w:cs="Arial" w:eastAsia="Arial"/>
+                <w:sz w:val="21"/>
               </w:rPr>
               <w:t>can</w:t>
             </w:r>
             <w:proofErr w:type="gramEnd"/>
             <w:r>
               <w:rPr>
-                <w:rFonts w:ascii="Arial" w:eastAsia="Arial" w:hAnsi="Arial" w:cs="Arial"/>
-                <w:sz w:val="19"/>
+                <w:rFonts w:ascii="Arial" w:hAnsi="Arial" w:cs="Arial" w:eastAsia="Arial"/>
+                <w:sz w:val="21"/>
               </w:rPr>
               <w:t xml:space="preserve"> able to filter channels based on specific time frames for efficient migration.</w:t>
             </w:r>
@@ -1101,9 +1101,9 @@
             </w:pPr>
             <w:r>
               <w:rPr>
-                <w:rFonts w:ascii="Arial" w:eastAsia="Arial" w:hAnsi="Arial" w:cs="Arial"/>
-                <w:b/>
-                <w:sz w:val="19"/>
+                <w:rFonts w:ascii="Arial" w:hAnsi="Arial" w:cs="Arial" w:eastAsia="Arial"/>
+                <w:b/>
+                <w:sz w:val="21"/>
               </w:rPr>
               <w:t>Channel Renaming</w:t>
             </w:r>
@@ -1125,24 +1125,24 @@
             </w:pPr>
             <w:r>
               <w:rPr>
-                <w:rFonts w:ascii="Arial" w:eastAsia="Arial" w:hAnsi="Arial" w:cs="Arial"/>
-                <w:sz w:val="19"/>
+                <w:rFonts w:ascii="Arial" w:hAnsi="Arial" w:cs="Arial" w:eastAsia="Arial"/>
+                <w:sz w:val="21"/>
               </w:rPr>
               <w:t xml:space="preserve">Users </w:t>
             </w:r>
             <w:proofErr w:type="gramStart"/>
             <w:r>
               <w:rPr>
-                <w:rFonts w:ascii="Arial" w:eastAsia="Arial" w:hAnsi="Arial" w:cs="Arial"/>
-                <w:sz w:val="19"/>
+                <w:rFonts w:ascii="Arial" w:hAnsi="Arial" w:cs="Arial" w:eastAsia="Arial"/>
+                <w:sz w:val="21"/>
               </w:rPr>
               <w:t>can  rename</w:t>
             </w:r>
             <w:proofErr w:type="gramEnd"/>
             <w:r>
               <w:rPr>
-                <w:rFonts w:ascii="Arial" w:eastAsia="Arial" w:hAnsi="Arial" w:cs="Arial"/>
-                <w:sz w:val="19"/>
+                <w:rFonts w:ascii="Arial" w:hAnsi="Arial" w:cs="Arial" w:eastAsia="Arial"/>
+                <w:sz w:val="21"/>
               </w:rPr>
               <w:t xml:space="preserve"> channels by simply highlighting the channel name text box.</w:t>
             </w:r>
@@ -1170,9 +1170,9 @@
             </w:pPr>
             <w:r>
               <w:rPr>
-                <w:rFonts w:ascii="Arial" w:eastAsia="Arial" w:hAnsi="Arial" w:cs="Arial"/>
-                <w:b/>
-                <w:sz w:val="19"/>
+                <w:rFonts w:ascii="Arial" w:hAnsi="Arial" w:cs="Arial" w:eastAsia="Arial"/>
+                <w:b/>
+                <w:sz w:val="21"/>
               </w:rPr>
               <w:t>Validation Report Generation</w:t>
             </w:r>
@@ -1195,8 +1195,8 @@
             </w:pPr>
             <w:r>
               <w:rPr>
-                <w:rFonts w:ascii="Arial" w:eastAsia="Arial" w:hAnsi="Arial" w:cs="Arial"/>
-                <w:sz w:val="19"/>
+                <w:rFonts w:ascii="Arial" w:hAnsi="Arial" w:cs="Arial" w:eastAsia="Arial"/>
+                <w:sz w:val="21"/>
               </w:rPr>
               <w:t>Produces a validation report after CSV upload to confirm data accuracy and highlight any errors</w:t>
             </w:r>
@@ -1219,10 +1219,10 @@
   <w:docDefaults>
     <w:rPrDefault>
       <w:rPr>
-        <w:rFonts w:asciiTheme="minorHAnsi" w:eastAsiaTheme="minorEastAsia" w:hAnsiTheme="minorHAnsi" w:cstheme="minorBidi"/>
+        <w:rFonts w:ascii="Arial" w:hAnsi="Arial" w:cs="Arial" w:eastAsia="Arial"/>
         <w:kern w:val="2"/>
-        <w:sz w:val="24"/>
-        <w:szCs w:val="24"/>
+        <w:sz w:val="21"/>
+        <w:szCs w:val="21"/>
         <w:lang w:val="en-IN" w:eastAsia="en-IN" w:bidi="ar-SA"/>
         <w14:ligatures w14:val="standardContextual"/>
       </w:rPr>
@@ -1618,9 +1618,9 @@
       <w:spacing w:line="259" w:lineRule="auto"/>
     </w:pPr>
     <w:rPr>
-      <w:rFonts w:ascii="Calibri" w:eastAsia="Calibri" w:hAnsi="Calibri" w:cs="Calibri"/>
+      <w:rFonts w:ascii="Arial" w:hAnsi="Arial" w:cs="Arial" w:eastAsia="Arial"/>
       <w:color w:val="000000"/>
-      <w:sz w:val="22"/>
+      <w:sz w:val="21"/>
     </w:rPr>
   </w:style>
   <w:style w:type="character" w:default="1" w:styleId="DefaultParagraphFont">
